--- a/bct_info/nummeth_cover.docx
+++ b/bct_info/nummeth_cover.docx
@@ -8,20 +8,13 @@
         <w:spacing w:lineRule="auto" w:line="240" w:before="0" w:after="0"/>
         <w:jc w:val="center"/>
         <w:rPr>
-          <w:sz w:val="34"/>
-          <w:szCs w:val="34"/>
-        </w:rPr>
-      </w:pPr>
-      <w:r>
-        <w:rPr>
-          <w:rFonts w:eastAsia="Times New Roman" w:cs="Times New Roman" w:ascii="Times New Roman" w:hAnsi="Times New Roman"/>
-          <w:b/>
-          <w:bCs/>
-          <w:sz w:val="34"/>
-          <w:szCs w:val="34"/>
-        </w:rPr>
+          <w:sz w:val="32"/>
+          <w:szCs w:val="32"/>
+        </w:rPr>
+      </w:pPr>
+      <w:r>
         <w:drawing>
-          <wp:anchor distT="0" distB="0" distL="114300" distR="114300" simplePos="0" relativeHeight="2" behindDoc="0" locked="0" layoutInCell="0" allowOverlap="1">
+          <wp:anchor distT="0" distB="0" distL="114300" distR="114300" simplePos="0" relativeHeight="4" behindDoc="0" locked="0" layoutInCell="0" allowOverlap="1">
             <wp:simplePos x="0" y="0"/>
             <wp:positionH relativeFrom="column">
               <wp:align>center</wp:align>
@@ -29,7 +22,7 @@
             <wp:positionV relativeFrom="paragraph">
               <wp:posOffset>-120015</wp:posOffset>
             </wp:positionV>
-            <wp:extent cx="1371600" cy="1554480"/>
+            <wp:extent cx="1302385" cy="1475740"/>
             <wp:effectExtent l="0" t="0" r="0" b="0"/>
             <wp:wrapTopAndBottom/>
             <wp:docPr id="1" name="image1.png"/>
@@ -54,7 +47,7 @@
                   <pic:spPr bwMode="auto">
                     <a:xfrm>
                       <a:off x="0" y="0"/>
-                      <a:ext cx="1371600" cy="1554480"/>
+                      <a:ext cx="1302385" cy="1475740"/>
                     </a:xfrm>
                     <a:prstGeom prst="rect">
                       <a:avLst/>
@@ -72,8 +65,8 @@
           <w:rFonts w:eastAsia="Times New Roman" w:cs="Times New Roman" w:ascii="Times New Roman" w:hAnsi="Times New Roman"/>
           <w:b/>
           <w:bCs/>
-          <w:sz w:val="34"/>
-          <w:szCs w:val="34"/>
+          <w:sz w:val="32"/>
+          <w:szCs w:val="32"/>
         </w:rPr>
         <w:t>Tribhuvan University</w:t>
       </w:r>
@@ -84,17 +77,17 @@
         <w:spacing w:lineRule="auto" w:line="240" w:before="0" w:after="0"/>
         <w:jc w:val="center"/>
         <w:rPr>
-          <w:sz w:val="48"/>
-          <w:szCs w:val="48"/>
-        </w:rPr>
-      </w:pPr>
-      <w:r>
-        <w:rPr>
-          <w:rFonts w:eastAsia="Times New Roman" w:cs="Times New Roman" w:ascii="Times New Roman" w:hAnsi="Times New Roman"/>
-          <w:b/>
-          <w:bCs/>
-          <w:sz w:val="48"/>
-          <w:szCs w:val="48"/>
+          <w:sz w:val="44"/>
+          <w:szCs w:val="44"/>
+        </w:rPr>
+      </w:pPr>
+      <w:r>
+        <w:rPr>
+          <w:rFonts w:eastAsia="Times New Roman" w:cs="Times New Roman" w:ascii="Times New Roman" w:hAnsi="Times New Roman"/>
+          <w:b/>
+          <w:bCs/>
+          <w:sz w:val="44"/>
+          <w:szCs w:val="44"/>
         </w:rPr>
         <w:t>Institute of Engineering</w:t>
       </w:r>
@@ -105,17 +98,17 @@
         <w:spacing w:lineRule="auto" w:line="240" w:before="0" w:after="0"/>
         <w:jc w:val="center"/>
         <w:rPr>
-          <w:sz w:val="34"/>
-          <w:szCs w:val="34"/>
-        </w:rPr>
-      </w:pPr>
-      <w:r>
-        <w:rPr>
-          <w:rFonts w:eastAsia="Times New Roman" w:cs="Times New Roman" w:ascii="Times New Roman" w:hAnsi="Times New Roman"/>
-          <w:b/>
-          <w:bCs/>
-          <w:sz w:val="34"/>
-          <w:szCs w:val="34"/>
+          <w:sz w:val="32"/>
+          <w:szCs w:val="32"/>
+        </w:rPr>
+      </w:pPr>
+      <w:r>
+        <w:rPr>
+          <w:rFonts w:eastAsia="Times New Roman" w:cs="Times New Roman" w:ascii="Times New Roman" w:hAnsi="Times New Roman"/>
+          <w:b/>
+          <w:bCs/>
+          <w:sz w:val="32"/>
+          <w:szCs w:val="32"/>
         </w:rPr>
         <w:t>Thapathali Campus, Thapathali,</w:t>
       </w:r>
@@ -126,17 +119,20 @@
         <w:spacing w:lineRule="auto" w:line="240" w:before="0" w:after="0"/>
         <w:jc w:val="center"/>
         <w:rPr>
-          <w:sz w:val="34"/>
-          <w:szCs w:val="34"/>
-        </w:rPr>
-      </w:pPr>
-      <w:r>
-        <w:rPr>
-          <w:rFonts w:eastAsia="Times New Roman" w:cs="Times New Roman" w:ascii="Times New Roman" w:hAnsi="Times New Roman"/>
-          <w:b/>
-          <w:bCs/>
-          <w:sz w:val="34"/>
-          <w:szCs w:val="34"/>
+          <w:rFonts w:ascii="Times New Roman" w:hAnsi="Times New Roman" w:eastAsia="Times New Roman" w:cs="Times New Roman"/>
+          <w:b/>
+          <w:bCs/>
+          <w:sz w:val="32"/>
+          <w:szCs w:val="32"/>
+        </w:rPr>
+      </w:pPr>
+      <w:r>
+        <w:rPr>
+          <w:rFonts w:eastAsia="Times New Roman" w:cs="Times New Roman" w:ascii="Times New Roman" w:hAnsi="Times New Roman"/>
+          <w:b/>
+          <w:bCs/>
+          <w:sz w:val="32"/>
+          <w:szCs w:val="32"/>
         </w:rPr>
         <w:t>Kathmandu</w:t>
       </w:r>
@@ -144,23 +140,40 @@
     <w:p>
       <w:pPr>
         <w:pStyle w:val="normal1"/>
-        <w:spacing w:before="0" w:after="0"/>
+        <w:spacing w:lineRule="auto" w:line="240" w:before="0" w:after="0"/>
         <w:jc w:val="center"/>
         <w:rPr>
+          <w:sz w:val="32"/>
+          <w:szCs w:val="32"/>
+        </w:rPr>
+      </w:pPr>
+      <w:r>
+        <w:rPr>
+          <w:sz w:val="32"/>
+          <w:szCs w:val="32"/>
+        </w:rPr>
+      </w:r>
+    </w:p>
+    <w:p>
+      <w:pPr>
+        <w:pStyle w:val="normal1"/>
+        <w:spacing w:before="240" w:after="0"/>
+        <w:jc w:val="center"/>
+        <w:rPr>
           <w:rFonts w:ascii="Times New Roman" w:hAnsi="Times New Roman" w:eastAsia="Times New Roman" w:cs="Times New Roman"/>
           <w:b/>
           <w:bCs/>
-          <w:sz w:val="28"/>
-          <w:szCs w:val="28"/>
-        </w:rPr>
-      </w:pPr>
-      <w:r>
-        <w:rPr>
-          <w:rFonts w:eastAsia="Times New Roman" w:cs="Times New Roman" w:ascii="Times New Roman" w:hAnsi="Times New Roman"/>
-          <w:b/>
-          <w:bCs/>
-          <w:sz w:val="28"/>
-          <w:szCs w:val="28"/>
+          <w:sz w:val="32"/>
+          <w:szCs w:val="32"/>
+        </w:rPr>
+      </w:pPr>
+      <w:r>
+        <w:rPr>
+          <w:rFonts w:eastAsia="Times New Roman" w:cs="Times New Roman" w:ascii="Times New Roman" w:hAnsi="Times New Roman"/>
+          <w:b/>
+          <w:bCs/>
+          <w:sz w:val="32"/>
+          <w:szCs w:val="32"/>
         </w:rPr>
         <w:t>LAB Sheet # {{lab_num}}</w:t>
       </w:r>
@@ -168,34 +181,30 @@
     <w:p>
       <w:pPr>
         <w:pStyle w:val="normal1"/>
+        <w:spacing w:lineRule="auto" w:line="276" w:before="0" w:after="0"/>
         <w:jc w:val="center"/>
         <w:rPr>
           <w:rFonts w:ascii="Times New Roman" w:hAnsi="Times New Roman" w:eastAsia="Times New Roman" w:cs="Times New Roman"/>
           <w:b/>
           <w:bCs/>
-        </w:rPr>
-      </w:pPr>
-      <w:r>
-        <w:rPr>
-          <w:rFonts w:eastAsia="Times New Roman" w:cs="Times New Roman" w:ascii="Times New Roman" w:hAnsi="Times New Roman"/>
-          <w:b/>
-          <w:bCs/>
-          <w:sz w:val="28"/>
-          <w:szCs w:val="28"/>
-        </w:rPr>
+          <w:sz w:val="30"/>
+          <w:szCs w:val="30"/>
+        </w:rPr>
+      </w:pPr>
+      <w:r>
         <mc:AlternateContent>
           <mc:Choice Requires="wpg">
             <w:drawing>
-              <wp:anchor distT="564515" distB="598805" distL="0" distR="0" simplePos="0" relativeHeight="3" behindDoc="0" locked="0" layoutInCell="0" allowOverlap="1">
+              <wp:anchor distT="563880" distB="619125" distL="0" distR="27305" simplePos="0" relativeHeight="2" behindDoc="0" locked="0" layoutInCell="0" allowOverlap="1" wp14:anchorId="6381F89B">
                 <wp:simplePos x="0" y="0"/>
                 <wp:positionH relativeFrom="column">
-                  <wp:align>center</wp:align>
+                  <wp:posOffset>3058795</wp:posOffset>
                 </wp:positionH>
                 <wp:positionV relativeFrom="paragraph">
-                  <wp:posOffset>367665</wp:posOffset>
+                  <wp:posOffset>532130</wp:posOffset>
                 </wp:positionV>
-                <wp:extent cx="475615" cy="1828800"/>
-                <wp:effectExtent l="8255" t="635" r="0" b="0"/>
+                <wp:extent cx="457200" cy="1390015"/>
+                <wp:effectExtent l="0" t="635" r="9525" b="635"/>
                 <wp:wrapTopAndBottom/>
                 <wp:docPr id="2" name="Shape1"/>
                 <a:graphic xmlns:a="http://schemas.openxmlformats.org/drawingml/2006/main">
@@ -205,9 +214,9 @@
                       <wpg:grpSpPr>
                         <a:xfrm>
                           <a:off x="0" y="0"/>
-                          <a:ext cx="475560" cy="1828800"/>
+                          <a:ext cx="457200" cy="1389960"/>
                           <a:chOff x="0" y="0"/>
-                          <a:chExt cx="475560" cy="1828800"/>
+                          <a:chExt cx="457200" cy="1389960"/>
                         </a:xfrm>
                       </wpg:grpSpPr>
                       <wpg:grpSp>
@@ -215,7 +224,7 @@
                         <wpg:grpSpPr>
                           <a:xfrm>
                             <a:off x="0" y="0"/>
-                            <a:ext cx="475560" cy="1828800"/>
+                            <a:ext cx="457200" cy="1389960"/>
                           </a:xfrm>
                         </wpg:grpSpPr>
                         <wps:wsp>
@@ -223,8 +232,8 @@
                           <wps:cNvSpPr/>
                           <wps:spPr>
                             <a:xfrm>
-                              <a:off x="1440" y="1440"/>
-                              <a:ext cx="471960" cy="1827360"/>
+                              <a:off x="0" y="0"/>
+                              <a:ext cx="452160" cy="1363320"/>
                             </a:xfrm>
                             <a:prstGeom prst="rect">
                               <a:avLst/>
@@ -246,8 +255,6 @@
                                 <w:pPr>
                                   <w:pStyle w:val="normal1"/>
                                   <w:spacing w:lineRule="auto" w:line="240" w:before="0" w:after="0"/>
-                                  <w:ind w:hanging="0" w:start="0" w:end="0"/>
-                                  <w:jc w:val="start"/>
                                   <w:rPr/>
                                 </w:pPr>
                                 <w:r>
@@ -256,17 +263,17 @@
                               </w:p>
                             </w:txbxContent>
                           </wps:txbx>
-                          <wps:bodyPr tIns="91440" bIns="91440" anchor="ctr">
+                          <wps:bodyPr lIns="0" tIns="0" rIns="0" bIns="0" anchor="ctr">
                             <a:noAutofit/>
                           </wps:bodyPr>
                         </wps:wsp>
                         <wps:wsp>
-                          <wps:cNvPr id="4" name=""/>
+                          <wps:cNvPr id="4" name="Straight Arrow Connector 5"/>
                           <wps:cNvSpPr/>
                           <wps:spPr>
                             <a:xfrm>
-                              <a:off x="237960" y="0"/>
-                              <a:ext cx="720" cy="1827360"/>
+                              <a:off x="231120" y="26640"/>
+                              <a:ext cx="720" cy="1363320"/>
                             </a:xfrm>
                             <a:prstGeom prst="straightConnector1">
                               <a:avLst/>
@@ -288,12 +295,12 @@
                           <wps:bodyPr/>
                         </wps:wsp>
                         <wps:wsp>
-                          <wps:cNvPr id="5" name=""/>
+                          <wps:cNvPr id="5" name="Straight Arrow Connector 6"/>
                           <wps:cNvSpPr/>
                           <wps:spPr>
                             <a:xfrm rot="10800000">
-                              <a:off x="0" y="260280"/>
-                              <a:ext cx="1440" cy="1307520"/>
+                              <a:off x="720" y="220320"/>
+                              <a:ext cx="720" cy="975240"/>
                             </a:xfrm>
                             <a:prstGeom prst="straightConnector1">
                               <a:avLst/>
@@ -315,12 +322,12 @@
                           <wps:bodyPr/>
                         </wps:wsp>
                         <wps:wsp>
-                          <wps:cNvPr id="6" name=""/>
+                          <wps:cNvPr id="6" name="Straight Arrow Connector 7"/>
                           <wps:cNvSpPr/>
                           <wps:spPr>
                             <a:xfrm rot="10800000">
-                              <a:off x="474480" y="260280"/>
-                              <a:ext cx="1440" cy="1307520"/>
+                              <a:off x="456480" y="220320"/>
+                              <a:ext cx="720" cy="975240"/>
                             </a:xfrm>
                             <a:prstGeom prst="straightConnector1">
                               <a:avLst/>
@@ -350,9 +357,9 @@
           </mc:Choice>
           <mc:Fallback>
             <w:pict>
-              <v:group id="shape_0" alt="Shape1" style="position:absolute;margin-left:242.85pt;margin-top:28.95pt;width:37.45pt;height:144pt" coordorigin="4857,579" coordsize="749,2880">
-                <v:group id="shape_0" style="position:absolute;left:4857;top:579;width:749;height:2880">
-                  <v:rect id="shape_0" stroked="f" o:allowincell="f" style="position:absolute;left:4860;top:581;width:742;height:2877;mso-wrap-style:none;v-text-anchor:middle;mso-position-horizontal:center">
+              <v:group id="shape_0" alt="Shape1" style="position:absolute;margin-left:240.85pt;margin-top:41.9pt;width:35.95pt;height:109.45pt" coordorigin="4817,838" coordsize="719,2189">
+                <v:group id="shape_0" style="position:absolute;left:4817;top:838;width:719;height:2189">
+                  <v:rect id="shape_0" stroked="f" o:allowincell="f" style="position:absolute;left:4817;top:838;width:711;height:2146;mso-wrap-style:none;v-text-anchor:middle">
                     <v:fill o:detectmouseclick="t" on="false"/>
                     <v:stroke color="#3465a4" joinstyle="round" endcap="flat"/>
                     <v:textbox>
@@ -361,8 +368,6 @@
                           <w:pPr>
                             <w:pStyle w:val="normal1"/>
                             <w:spacing w:lineRule="auto" w:line="240" w:before="0" w:after="0"/>
-                            <w:ind w:hanging="0" w:start="0" w:end="0"/>
-                            <w:jc w:val="start"/>
                             <w:rPr/>
                           </w:pPr>
                           <w:r>
@@ -377,17 +382,17 @@
                     <v:stroke joinstyle="miter"/>
                     <v:path gradientshapeok="t" o:connecttype="rect" textboxrect="0,0,21600,21600"/>
                   </v:shapetype>
-                  <v:shape id="shape_0" stroked="t" o:allowincell="f" style="position:absolute;left:5233;top:579;width:0;height:2877;mso-wrap-style:none;v-text-anchor:middle;mso-position-horizontal:center" type="_x0000_t32" path="m0,0l-2147483648,-2147483647e">
+                  <v:shape id="shape_0" stroked="t" o:allowincell="f" style="position:absolute;left:5181;top:880;width:0;height:2146;mso-wrap-style:none;v-text-anchor:middle" type="_x0000_t32" path="m0,0l-2147483648,-2147483647e">
                     <v:fill o:detectmouseclick="t" on="false"/>
                     <v:stroke color="black" weight="19080" joinstyle="miter" endcap="flat"/>
                     <w10:wrap type="topAndBottom"/>
                   </v:shape>
-                  <v:shape id="shape_0" stroked="t" o:allowincell="f" style="position:absolute;left:4858;top:989;width:1;height:2058;mso-wrap-style:none;v-text-anchor:middle;rotation:180;mso-position-horizontal:center" type="_x0000_t32" path="m0,0l-2147483648,-2147483647e">
+                  <v:shape id="shape_0" stroked="t" o:allowincell="f" style="position:absolute;left:4818;top:1185;width:0;height:1535;mso-wrap-style:none;v-text-anchor:middle;rotation:180" type="_x0000_t32" path="m0,0l-2147483648,-2147483647e">
                     <v:fill o:detectmouseclick="t" on="false"/>
                     <v:stroke color="black" weight="19080" joinstyle="miter" endcap="flat"/>
                     <w10:wrap type="topAndBottom"/>
                   </v:shape>
-                  <v:shape id="shape_0" stroked="t" o:allowincell="f" style="position:absolute;left:5605;top:989;width:1;height:2058;mso-wrap-style:none;v-text-anchor:middle;rotation:180;mso-position-horizontal:center" type="_x0000_t32" path="m0,0l-2147483648,-2147483647e">
+                  <v:shape id="shape_0" stroked="t" o:allowincell="f" style="position:absolute;left:5536;top:1185;width:0;height:1535;mso-wrap-style:none;v-text-anchor:middle;rotation:180" type="_x0000_t32" path="m0,0l-2147483648,-2147483647e">
                     <v:fill o:detectmouseclick="t" on="false"/>
                     <v:stroke color="black" weight="19080" joinstyle="miter" endcap="flat"/>
                     <w10:wrap type="topAndBottom"/>
@@ -398,6 +403,63 @@
           </mc:Fallback>
         </mc:AlternateContent>
       </w:r>
+      <w:r>
+        <w:rPr>
+          <w:rFonts w:eastAsia="Times New Roman" w:cs="Times New Roman" w:ascii="Times New Roman" w:hAnsi="Times New Roman"/>
+          <w:b/>
+          <w:bCs/>
+          <w:sz w:val="30"/>
+          <w:szCs w:val="30"/>
+        </w:rPr>
+        <w:t>A Report on: …………………………………………</w:t>
+      </w:r>
+    </w:p>
+    <w:p>
+      <w:pPr>
+        <w:pStyle w:val="normal1"/>
+        <w:spacing w:lineRule="auto" w:line="276" w:before="86" w:after="0"/>
+        <w:jc w:val="center"/>
+        <w:rPr>
+          <w:rFonts w:ascii="Times New Roman" w:hAnsi="Times New Roman" w:eastAsia="Times New Roman" w:cs="Times New Roman"/>
+          <w:b/>
+          <w:bCs/>
+          <w:sz w:val="30"/>
+          <w:szCs w:val="30"/>
+        </w:rPr>
+      </w:pPr>
+      <w:r>
+        <w:rPr>
+          <w:rFonts w:eastAsia="Times New Roman" w:cs="Times New Roman" w:ascii="Times New Roman" w:hAnsi="Times New Roman"/>
+          <w:b/>
+          <w:bCs/>
+          <w:sz w:val="30"/>
+          <w:szCs w:val="30"/>
+        </w:rPr>
+        <w:t xml:space="preserve">                        …………………………………………</w:t>
+      </w:r>
+    </w:p>
+    <w:p>
+      <w:pPr>
+        <w:pStyle w:val="normal1"/>
+        <w:spacing w:lineRule="auto" w:line="276" w:before="0" w:after="0"/>
+        <w:jc w:val="center"/>
+        <w:rPr>
+          <w:rFonts w:ascii="Times New Roman" w:hAnsi="Times New Roman" w:eastAsia="Times New Roman" w:cs="Times New Roman"/>
+          <w:b/>
+          <w:bCs/>
+          <w:sz w:val="30"/>
+          <w:szCs w:val="30"/>
+        </w:rPr>
+      </w:pPr>
+      <w:r>
+        <w:rPr>
+          <w:rFonts w:eastAsia="Times New Roman" w:cs="Times New Roman" w:ascii="Times New Roman" w:hAnsi="Times New Roman"/>
+          <w:b/>
+          <w:bCs/>
+          <w:sz w:val="30"/>
+          <w:szCs w:val="30"/>
+        </w:rPr>
+      </w:r>
     </w:p>
     <w:p>
       <w:pPr>
@@ -405,17 +467,17 @@
         <w:spacing w:before="0" w:after="158"/>
         <w:jc w:val="center"/>
         <w:rPr>
-          <w:sz w:val="32"/>
-          <w:szCs w:val="32"/>
-        </w:rPr>
-      </w:pPr>
-      <w:r>
-        <w:rPr>
-          <w:rFonts w:eastAsia="Times New Roman" w:cs="Times New Roman" w:ascii="Times New Roman" w:hAnsi="Times New Roman"/>
-          <w:b/>
-          <w:bCs/>
-          <w:sz w:val="32"/>
-          <w:szCs w:val="32"/>
+          <w:sz w:val="30"/>
+          <w:szCs w:val="30"/>
+        </w:rPr>
+      </w:pPr>
+      <w:r>
+        <w:rPr>
+          <w:rFonts w:eastAsia="Times New Roman" w:cs="Times New Roman" w:ascii="Times New Roman" w:hAnsi="Times New Roman"/>
+          <w:b/>
+          <w:bCs/>
+          <w:sz w:val="30"/>
+          <w:szCs w:val="30"/>
           <w:u w:val="single"/>
         </w:rPr>
         <w:t>LAB Report Submitted By:</w:t>
@@ -424,19 +486,19 @@
     <w:p>
       <w:pPr>
         <w:pStyle w:val="normal1"/>
-        <w:ind w:hanging="0" w:start="1440"/>
-        <w:rPr>
-          <w:sz w:val="32"/>
-          <w:szCs w:val="32"/>
-        </w:rPr>
-      </w:pPr>
-      <w:r>
-        <w:rPr>
-          <w:rFonts w:eastAsia="Times New Roman" w:cs="Times New Roman" w:ascii="Times New Roman" w:hAnsi="Times New Roman"/>
-          <w:b/>
-          <w:bCs/>
-          <w:sz w:val="32"/>
-          <w:szCs w:val="32"/>
+        <w:ind w:start="1440"/>
+        <w:rPr>
+          <w:sz w:val="30"/>
+          <w:szCs w:val="30"/>
+        </w:rPr>
+      </w:pPr>
+      <w:r>
+        <w:rPr>
+          <w:rFonts w:eastAsia="Times New Roman" w:cs="Times New Roman" w:ascii="Times New Roman" w:hAnsi="Times New Roman"/>
+          <w:b/>
+          <w:bCs/>
+          <w:sz w:val="30"/>
+          <w:szCs w:val="30"/>
         </w:rPr>
         <w:t>Name: {{student_name}}</w:t>
       </w:r>
@@ -444,19 +506,19 @@
     <w:p>
       <w:pPr>
         <w:pStyle w:val="normal1"/>
-        <w:ind w:hanging="0" w:start="1440"/>
-        <w:rPr>
-          <w:sz w:val="32"/>
-          <w:szCs w:val="32"/>
-        </w:rPr>
-      </w:pPr>
-      <w:r>
-        <w:rPr>
-          <w:rFonts w:eastAsia="Times New Roman" w:cs="Times New Roman" w:ascii="Times New Roman" w:hAnsi="Times New Roman"/>
-          <w:b/>
-          <w:bCs/>
-          <w:sz w:val="32"/>
-          <w:szCs w:val="32"/>
+        <w:ind w:start="1440"/>
+        <w:rPr>
+          <w:sz w:val="30"/>
+          <w:szCs w:val="30"/>
+        </w:rPr>
+      </w:pPr>
+      <w:r>
+        <w:rPr>
+          <w:rFonts w:eastAsia="Times New Roman" w:cs="Times New Roman" w:ascii="Times New Roman" w:hAnsi="Times New Roman"/>
+          <w:b/>
+          <w:bCs/>
+          <w:sz w:val="30"/>
+          <w:szCs w:val="30"/>
         </w:rPr>
         <w:t>Roll No: {{roll_num}}</w:t>
       </w:r>
@@ -467,17 +529,17 @@
         <w:spacing w:before="490" w:after="158"/>
         <w:jc w:val="center"/>
         <w:rPr>
-          <w:sz w:val="32"/>
-          <w:szCs w:val="32"/>
-        </w:rPr>
-      </w:pPr>
-      <w:r>
-        <w:rPr>
-          <w:rFonts w:eastAsia="Times New Roman" w:cs="Times New Roman" w:ascii="Times New Roman" w:hAnsi="Times New Roman"/>
-          <w:b/>
-          <w:bCs/>
-          <w:sz w:val="32"/>
-          <w:szCs w:val="32"/>
+          <w:sz w:val="30"/>
+          <w:szCs w:val="30"/>
+        </w:rPr>
+      </w:pPr>
+      <w:r>
+        <w:rPr>
+          <w:rFonts w:eastAsia="Times New Roman" w:cs="Times New Roman" w:ascii="Times New Roman" w:hAnsi="Times New Roman"/>
+          <w:b/>
+          <w:bCs/>
+          <w:sz w:val="30"/>
+          <w:szCs w:val="30"/>
           <w:u w:val="single"/>
         </w:rPr>
         <w:t>Submitted To:</w:t>
@@ -489,17 +551,17 @@
         <w:spacing w:lineRule="auto" w:line="240" w:before="0" w:after="0"/>
         <w:jc w:val="center"/>
         <w:rPr>
-          <w:sz w:val="32"/>
-          <w:szCs w:val="32"/>
-        </w:rPr>
-      </w:pPr>
-      <w:r>
-        <w:rPr>
-          <w:rFonts w:eastAsia="Times New Roman" w:cs="Times New Roman" w:ascii="Times New Roman" w:hAnsi="Times New Roman"/>
-          <w:b/>
-          <w:bCs/>
-          <w:sz w:val="32"/>
-          <w:szCs w:val="32"/>
+          <w:sz w:val="30"/>
+          <w:szCs w:val="30"/>
+        </w:rPr>
+      </w:pPr>
+      <w:r>
+        <w:rPr>
+          <w:rFonts w:eastAsia="Times New Roman" w:cs="Times New Roman" w:ascii="Times New Roman" w:hAnsi="Times New Roman"/>
+          <w:b/>
+          <w:bCs/>
+          <w:sz w:val="30"/>
+          <w:szCs w:val="30"/>
         </w:rPr>
         <w:t>Department of Applied Sciences</w:t>
       </w:r>
@@ -510,17 +572,17 @@
         <w:spacing w:lineRule="auto" w:line="240" w:before="0" w:after="0"/>
         <w:jc w:val="center"/>
         <w:rPr>
-          <w:sz w:val="32"/>
-          <w:szCs w:val="32"/>
-        </w:rPr>
-      </w:pPr>
-      <w:r>
-        <w:rPr>
-          <w:rFonts w:eastAsia="Times New Roman" w:cs="Times New Roman" w:ascii="Times New Roman" w:hAnsi="Times New Roman"/>
-          <w:b/>
-          <w:bCs/>
-          <w:sz w:val="32"/>
-          <w:szCs w:val="32"/>
+          <w:sz w:val="30"/>
+          <w:szCs w:val="30"/>
+        </w:rPr>
+      </w:pPr>
+      <w:r>
+        <w:rPr>
+          <w:rFonts w:eastAsia="Times New Roman" w:cs="Times New Roman" w:ascii="Times New Roman" w:hAnsi="Times New Roman"/>
+          <w:b/>
+          <w:bCs/>
+          <w:sz w:val="30"/>
+          <w:szCs w:val="30"/>
         </w:rPr>
         <w:t>Thapathali Campus</w:t>
       </w:r>
@@ -531,17 +593,17 @@
         <w:spacing w:lineRule="auto" w:line="240" w:before="0" w:after="0"/>
         <w:jc w:val="center"/>
         <w:rPr>
-          <w:sz w:val="32"/>
-          <w:szCs w:val="32"/>
-        </w:rPr>
-      </w:pPr>
-      <w:r>
-        <w:rPr>
-          <w:rFonts w:eastAsia="Times New Roman" w:cs="Times New Roman" w:ascii="Times New Roman" w:hAnsi="Times New Roman"/>
-          <w:b/>
-          <w:bCs/>
-          <w:sz w:val="32"/>
-          <w:szCs w:val="32"/>
+          <w:sz w:val="30"/>
+          <w:szCs w:val="30"/>
+        </w:rPr>
+      </w:pPr>
+      <w:r>
+        <w:rPr>
+          <w:rFonts w:eastAsia="Times New Roman" w:cs="Times New Roman" w:ascii="Times New Roman" w:hAnsi="Times New Roman"/>
+          <w:b/>
+          <w:bCs/>
+          <w:sz w:val="30"/>
+          <w:szCs w:val="30"/>
         </w:rPr>
         <w:t>Tribhuvan University</w:t>
       </w:r>
@@ -554,17 +616,17 @@
           <w:rFonts w:ascii="Times New Roman" w:hAnsi="Times New Roman" w:eastAsia="Times New Roman" w:cs="Times New Roman"/>
           <w:b/>
           <w:bCs/>
-          <w:sz w:val="32"/>
-          <w:szCs w:val="32"/>
-        </w:rPr>
-      </w:pPr>
-      <w:r>
-        <w:rPr>
-          <w:rFonts w:eastAsia="Times New Roman" w:cs="Times New Roman" w:ascii="Times New Roman" w:hAnsi="Times New Roman"/>
-          <w:b/>
-          <w:bCs/>
-          <w:sz w:val="32"/>
-          <w:szCs w:val="32"/>
+          <w:sz w:val="30"/>
+          <w:szCs w:val="30"/>
+        </w:rPr>
+      </w:pPr>
+      <w:r>
+        <w:rPr>
+          <w:rFonts w:eastAsia="Times New Roman" w:cs="Times New Roman" w:ascii="Times New Roman" w:hAnsi="Times New Roman"/>
+          <w:b/>
+          <w:bCs/>
+          <w:sz w:val="30"/>
+          <w:szCs w:val="30"/>
         </w:rPr>
       </w:r>
     </w:p>
@@ -576,19 +638,19 @@
           <w:tab w:val="right" w:pos="10490" w:leader="none"/>
         </w:tabs>
         <w:rPr>
-          <w:sz w:val="32"/>
-          <w:szCs w:val="32"/>
-        </w:rPr>
-      </w:pPr>
-      <w:r>
-        <w:rPr>
-          <w:rFonts w:eastAsia="Times New Roman" w:cs="Times New Roman" w:ascii="Times New Roman" w:hAnsi="Times New Roman"/>
-          <w:b/>
-          <w:bCs/>
-          <w:sz w:val="32"/>
-          <w:szCs w:val="32"/>
-        </w:rPr>
-        <w:t>Lab Date: ………………..</w:t>
+          <w:sz w:val="30"/>
+          <w:szCs w:val="30"/>
+        </w:rPr>
+      </w:pPr>
+      <w:r>
+        <w:rPr>
+          <w:rFonts w:eastAsia="Times New Roman" w:cs="Times New Roman" w:ascii="Times New Roman" w:hAnsi="Times New Roman"/>
+          <w:b/>
+          <w:bCs/>
+          <w:sz w:val="30"/>
+          <w:szCs w:val="30"/>
+        </w:rPr>
+        <w:t>Lab Date: ……………….</w:t>
         <w:tab/>
         <w:t>...………………..</w:t>
       </w:r>
@@ -602,19 +664,19 @@
         </w:tabs>
         <w:spacing w:before="0" w:after="160"/>
         <w:rPr>
-          <w:sz w:val="32"/>
-          <w:szCs w:val="32"/>
-        </w:rPr>
-      </w:pPr>
-      <w:r>
-        <w:rPr>
-          <w:rFonts w:eastAsia="Times New Roman" w:cs="Times New Roman" w:ascii="Times New Roman" w:hAnsi="Times New Roman"/>
-          <w:b/>
-          <w:bCs/>
-          <w:sz w:val="32"/>
-          <w:szCs w:val="32"/>
-        </w:rPr>
-        <w:t>Submission Date: ………………..                                                    Signature</w:t>
+          <w:sz w:val="30"/>
+          <w:szCs w:val="30"/>
+        </w:rPr>
+      </w:pPr>
+      <w:r>
+        <w:rPr>
+          <w:rFonts w:eastAsia="Times New Roman" w:cs="Times New Roman" w:ascii="Times New Roman" w:hAnsi="Times New Roman"/>
+          <w:b/>
+          <w:bCs/>
+          <w:sz w:val="30"/>
+          <w:szCs w:val="30"/>
+        </w:rPr>
+        <w:t>Submission Date: ……………….                                                             Signature</w:t>
       </w:r>
     </w:p>
     <w:sectPr>
@@ -647,11 +709,390 @@
       </w:pPr>
     </w:pPrDefault>
   </w:docDefaults>
-  <w:style w:type="paragraph" w:styleId="Normal">
+  <w:latentStyles w:defLockedState="0" w:defUIPriority="99" w:defSemiHidden="0" w:defUnhideWhenUsed="0" w:defQFormat="0" w:count="376">
+    <w:lsdException w:name="Normal" w:uiPriority="0" w:qFormat="1"/>
+    <w:lsdException w:name="heading 1" w:uiPriority="9" w:qFormat="1"/>
+    <w:lsdException w:name="heading 2" w:uiPriority="9" w:semiHidden="1" w:unhideWhenUsed="1" w:qFormat="1"/>
+    <w:lsdException w:name="heading 3" w:uiPriority="9" w:semiHidden="1" w:unhideWhenUsed="1" w:qFormat="1"/>
+    <w:lsdException w:name="heading 4" w:uiPriority="9" w:semiHidden="1" w:unhideWhenUsed="1" w:qFormat="1"/>
+    <w:lsdException w:name="heading 5" w:uiPriority="9" w:semiHidden="1" w:unhideWhenUsed="1" w:qFormat="1"/>
+    <w:lsdException w:name="heading 6" w:uiPriority="9" w:semiHidden="1" w:unhideWhenUsed="1" w:qFormat="1"/>
+    <w:lsdException w:name="heading 7" w:uiPriority="9" w:semiHidden="1" w:unhideWhenUsed="1" w:qFormat="1"/>
+    <w:lsdException w:name="heading 8" w:uiPriority="9" w:semiHidden="1" w:unhideWhenUsed="1" w:qFormat="1"/>
+    <w:lsdException w:name="heading 9" w:uiPriority="9" w:semiHidden="1" w:unhideWhenUsed="1" w:qFormat="1"/>
+    <w:lsdException w:name="index 1" w:semiHidden="1" w:unhideWhenUsed="1"/>
+    <w:lsdException w:name="index 2" w:semiHidden="1" w:unhideWhenUsed="1"/>
+    <w:lsdException w:name="index 3" w:semiHidden="1" w:unhideWhenUsed="1"/>
+    <w:lsdException w:name="index 4" w:semiHidden="1" w:unhideWhenUsed="1"/>
+    <w:lsdException w:name="index 5" w:semiHidden="1" w:unhideWhenUsed="1"/>
+    <w:lsdException w:name="index 6" w:semiHidden="1" w:unhideWhenUsed="1"/>
+    <w:lsdException w:name="index 7" w:semiHidden="1" w:unhideWhenUsed="1"/>
+    <w:lsdException w:name="index 8" w:semiHidden="1" w:unhideWhenUsed="1"/>
+    <w:lsdException w:name="index 9" w:semiHidden="1" w:unhideWhenUsed="1"/>
+    <w:lsdException w:name="toc 1" w:uiPriority="39" w:semiHidden="1" w:unhideWhenUsed="1"/>
+    <w:lsdException w:name="toc 2" w:uiPriority="39" w:semiHidden="1" w:unhideWhenUsed="1"/>
+    <w:lsdException w:name="toc 3" w:uiPriority="39" w:semiHidden="1" w:unhideWhenUsed="1"/>
+    <w:lsdException w:name="toc 4" w:uiPriority="39" w:semiHidden="1" w:unhideWhenUsed="1"/>
+    <w:lsdException w:name="toc 5" w:uiPriority="39" w:semiHidden="1" w:unhideWhenUsed="1"/>
+    <w:lsdException w:name="toc 6" w:uiPriority="39" w:semiHidden="1" w:unhideWhenUsed="1"/>
+    <w:lsdException w:name="toc 7" w:uiPriority="39" w:semiHidden="1" w:unhideWhenUsed="1"/>
+    <w:lsdException w:name="toc 8" w:uiPriority="39" w:semiHidden="1" w:unhideWhenUsed="1"/>
+    <w:lsdException w:name="toc 9" w:uiPriority="39" w:semiHidden="1" w:unhideWhenUsed="1"/>
+    <w:lsdException w:name="Normal Indent" w:semiHidden="1" w:unhideWhenUsed="1"/>
+    <w:lsdException w:name="footnote text" w:semiHidden="1" w:unhideWhenUsed="1"/>
+    <w:lsdException w:name="annotation text" w:semiHidden="1" w:unhideWhenUsed="1"/>
+    <w:lsdException w:name="header" w:semiHidden="1" w:unhideWhenUsed="1"/>
+    <w:lsdException w:name="footer" w:semiHidden="1" w:unhideWhenUsed="1"/>
+    <w:lsdException w:name="index heading" w:semiHidden="1" w:unhideWhenUsed="1"/>
+    <w:lsdException w:name="caption" w:uiPriority="35" w:semiHidden="1" w:unhideWhenUsed="1" w:qFormat="1"/>
+    <w:lsdException w:name="table of figures" w:semiHidden="1" w:unhideWhenUsed="1"/>
+    <w:lsdException w:name="envelope address" w:semiHidden="1" w:unhideWhenUsed="1"/>
+    <w:lsdException w:name="envelope return" w:semiHidden="1" w:unhideWhenUsed="1"/>
+    <w:lsdException w:name="footnote reference" w:semiHidden="1" w:unhideWhenUsed="1"/>
+    <w:lsdException w:name="annotation reference" w:semiHidden="1" w:unhideWhenUsed="1"/>
+    <w:lsdException w:name="line number" w:semiHidden="1" w:unhideWhenUsed="1"/>
+    <w:lsdException w:name="page number" w:semiHidden="1" w:unhideWhenUsed="1"/>
+    <w:lsdException w:name="endnote reference" w:semiHidden="1" w:unhideWhenUsed="1"/>
+    <w:lsdException w:name="endnote text" w:semiHidden="1" w:unhideWhenUsed="1"/>
+    <w:lsdException w:name="table of authorities" w:semiHidden="1" w:unhideWhenUsed="1"/>
+    <w:lsdException w:name="macro" w:semiHidden="1" w:unhideWhenUsed="1"/>
+    <w:lsdException w:name="toa heading" w:semiHidden="1" w:unhideWhenUsed="1"/>
+    <w:lsdException w:name="List" w:semiHidden="1" w:unhideWhenUsed="1"/>
+    <w:lsdException w:name="List Bullet" w:semiHidden="1" w:unhideWhenUsed="1"/>
+    <w:lsdException w:name="List Number" w:semiHidden="1" w:unhideWhenUsed="1"/>
+    <w:lsdException w:name="List 2" w:semiHidden="1" w:unhideWhenUsed="1"/>
+    <w:lsdException w:name="List 3" w:semiHidden="1" w:unhideWhenUsed="1"/>
+    <w:lsdException w:name="List 4" w:semiHidden="1" w:unhideWhenUsed="1"/>
+    <w:lsdException w:name="List 5" w:semiHidden="1" w:unhideWhenUsed="1"/>
+    <w:lsdException w:name="List Bullet 2" w:semiHidden="1" w:unhideWhenUsed="1"/>
+    <w:lsdException w:name="List Bullet 3" w:semiHidden="1" w:unhideWhenUsed="1"/>
+    <w:lsdException w:name="List Bullet 4" w:semiHidden="1" w:unhideWhenUsed="1"/>
+    <w:lsdException w:name="List Bullet 5" w:semiHidden="1" w:unhideWhenUsed="1"/>
+    <w:lsdException w:name="List Number 2" w:semiHidden="1" w:unhideWhenUsed="1"/>
+    <w:lsdException w:name="List Number 3" w:semiHidden="1" w:unhideWhenUsed="1"/>
+    <w:lsdException w:name="List Number 4" w:semiHidden="1" w:unhideWhenUsed="1"/>
+    <w:lsdException w:name="List Number 5" w:semiHidden="1" w:unhideWhenUsed="1"/>
+    <w:lsdException w:name="Title" w:uiPriority="10" w:qFormat="1"/>
+    <w:lsdException w:name="Closing" w:semiHidden="1" w:unhideWhenUsed="1"/>
+    <w:lsdException w:name="Signature" w:semiHidden="1" w:unhideWhenUsed="1"/>
+    <w:lsdException w:name="Default Paragraph Font" w:uiPriority="1" w:semiHidden="1" w:unhideWhenUsed="1"/>
+    <w:lsdException w:name="Body Text" w:semiHidden="1" w:unhideWhenUsed="1"/>
+    <w:lsdException w:name="Body Text Indent" w:semiHidden="1" w:unhideWhenUsed="1"/>
+    <w:lsdException w:name="List Continue" w:semiHidden="1" w:unhideWhenUsed="1"/>
+    <w:lsdException w:name="List Continue 2" w:semiHidden="1" w:unhideWhenUsed="1"/>
+    <w:lsdException w:name="List Continue 3" w:semiHidden="1" w:unhideWhenUsed="1"/>
+    <w:lsdException w:name="List Continue 4" w:semiHidden="1" w:unhideWhenUsed="1"/>
+    <w:lsdException w:name="List Continue 5" w:semiHidden="1" w:unhideWhenUsed="1"/>
+    <w:lsdException w:name="Message Header" w:semiHidden="1" w:unhideWhenUsed="1"/>
+    <w:lsdException w:name="Subtitle" w:uiPriority="11" w:qFormat="1"/>
+    <w:lsdException w:name="Salutation" w:semiHidden="1" w:unhideWhenUsed="1"/>
+    <w:lsdException w:name="Date" w:semiHidden="1" w:unhideWhenUsed="1"/>
+    <w:lsdException w:name="Body Text First Indent" w:semiHidden="1" w:unhideWhenUsed="1"/>
+    <w:lsdException w:name="Body Text First Indent 2" w:semiHidden="1" w:unhideWhenUsed="1"/>
+    <w:lsdException w:name="Note Heading" w:semiHidden="1" w:unhideWhenUsed="1"/>
+    <w:lsdException w:name="Body Text 2" w:semiHidden="1" w:unhideWhenUsed="1"/>
+    <w:lsdException w:name="Body Text 3" w:semiHidden="1" w:unhideWhenUsed="1"/>
+    <w:lsdException w:name="Body Text Indent 2" w:semiHidden="1" w:unhideWhenUsed="1"/>
+    <w:lsdException w:name="Body Text Indent 3" w:semiHidden="1" w:unhideWhenUsed="1"/>
+    <w:lsdException w:name="Block Text" w:semiHidden="1" w:unhideWhenUsed="1"/>
+    <w:lsdException w:name="Hyperlink" w:semiHidden="1" w:unhideWhenUsed="1"/>
+    <w:lsdException w:name="FollowedHyperlink" w:semiHidden="1" w:unhideWhenUsed="1"/>
+    <w:lsdException w:name="Strong" w:uiPriority="22" w:qFormat="1"/>
+    <w:lsdException w:name="Emphasis" w:uiPriority="20" w:qFormat="1"/>
+    <w:lsdException w:name="Document Map" w:semiHidden="1" w:unhideWhenUsed="1"/>
+    <w:lsdException w:name="Plain Text" w:semiHidden="1" w:unhideWhenUsed="1"/>
+    <w:lsdException w:name="E-mail Signature" w:semiHidden="1" w:unhideWhenUsed="1"/>
+    <w:lsdException w:name="HTML Top of Form" w:semiHidden="1" w:unhideWhenUsed="1"/>
+    <w:lsdException w:name="HTML Bottom of Form" w:semiHidden="1" w:unhideWhenUsed="1"/>
+    <w:lsdException w:name="Normal (Web)" w:semiHidden="1" w:unhideWhenUsed="1"/>
+    <w:lsdException w:name="HTML Acronym" w:semiHidden="1" w:unhideWhenUsed="1"/>
+    <w:lsdException w:name="HTML Address" w:semiHidden="1" w:unhideWhenUsed="1"/>
+    <w:lsdException w:name="HTML Cite" w:semiHidden="1" w:unhideWhenUsed="1"/>
+    <w:lsdException w:name="HTML Code" w:semiHidden="1" w:unhideWhenUsed="1"/>
+    <w:lsdException w:name="HTML Definition" w:semiHidden="1" w:unhideWhenUsed="1"/>
+    <w:lsdException w:name="HTML Keyboard" w:semiHidden="1" w:unhideWhenUsed="1"/>
+    <w:lsdException w:name="HTML Preformatted" w:semiHidden="1" w:unhideWhenUsed="1"/>
+    <w:lsdException w:name="HTML Sample" w:semiHidden="1" w:unhideWhenUsed="1"/>
+    <w:lsdException w:name="HTML Typewriter" w:semiHidden="1" w:unhideWhenUsed="1"/>
+    <w:lsdException w:name="HTML Variable" w:semiHidden="1" w:unhideWhenUsed="1"/>
+    <w:lsdException w:name="Normal Table" w:semiHidden="1" w:unhideWhenUsed="1"/>
+    <w:lsdException w:name="annotation subject" w:semiHidden="1" w:unhideWhenUsed="1"/>
+    <w:lsdException w:name="No List" w:semiHidden="1" w:unhideWhenUsed="1"/>
+    <w:lsdException w:name="Outline List 1" w:semiHidden="1" w:unhideWhenUsed="1"/>
+    <w:lsdException w:name="Outline List 2" w:semiHidden="1" w:unhideWhenUsed="1"/>
+    <w:lsdException w:name="Outline List 3" w:semiHidden="1" w:unhideWhenUsed="1"/>
+    <w:lsdException w:name="Table Simple 1" w:semiHidden="1" w:unhideWhenUsed="1"/>
+    <w:lsdException w:name="Table Simple 2" w:semiHidden="1" w:unhideWhenUsed="1"/>
+    <w:lsdException w:name="Table Simple 3" w:semiHidden="1" w:unhideWhenUsed="1"/>
+    <w:lsdException w:name="Table Classic 1" w:semiHidden="1" w:unhideWhenUsed="1"/>
+    <w:lsdException w:name="Table Classic 2" w:semiHidden="1" w:unhideWhenUsed="1"/>
+    <w:lsdException w:name="Table Classic 3" w:semiHidden="1" w:unhideWhenUsed="1"/>
+    <w:lsdException w:name="Table Classic 4" w:semiHidden="1" w:unhideWhenUsed="1"/>
+    <w:lsdException w:name="Table Colorful 1" w:semiHidden="1" w:unhideWhenUsed="1"/>
+    <w:lsdException w:name="Table Colorful 2" w:semiHidden="1" w:unhideWhenUsed="1"/>
+    <w:lsdException w:name="Table Colorful 3" w:semiHidden="1" w:unhideWhenUsed="1"/>
+    <w:lsdException w:name="Table Columns 1" w:semiHidden="1" w:unhideWhenUsed="1"/>
+    <w:lsdException w:name="Table Columns 2" w:semiHidden="1" w:unhideWhenUsed="1"/>
+    <w:lsdException w:name="Table Columns 3" w:semiHidden="1" w:unhideWhenUsed="1"/>
+    <w:lsdException w:name="Table Columns 4" w:semiHidden="1" w:unhideWhenUsed="1"/>
+    <w:lsdException w:name="Table Columns 5" w:semiHidden="1" w:unhideWhenUsed="1"/>
+    <w:lsdException w:name="Table Grid 1" w:semiHidden="1" w:unhideWhenUsed="1"/>
+    <w:lsdException w:name="Table Grid 2" w:semiHidden="1" w:unhideWhenUsed="1"/>
+    <w:lsdException w:name="Table Grid 3" w:semiHidden="1" w:unhideWhenUsed="1"/>
+    <w:lsdException w:name="Table Grid 4" w:semiHidden="1" w:unhideWhenUsed="1"/>
+    <w:lsdException w:name="Table Grid 5" w:semiHidden="1" w:unhideWhenUsed="1"/>
+    <w:lsdException w:name="Table Grid 6" w:semiHidden="1" w:unhideWhenUsed="1"/>
+    <w:lsdException w:name="Table Grid 7" w:semiHidden="1" w:unhideWhenUsed="1"/>
+    <w:lsdException w:name="Table Grid 8" w:semiHidden="1" w:unhideWhenUsed="1"/>
+    <w:lsdException w:name="Table List 1" w:semiHidden="1" w:unhideWhenUsed="1"/>
+    <w:lsdException w:name="Table List 2" w:semiHidden="1" w:unhideWhenUsed="1"/>
+    <w:lsdException w:name="Table List 3" w:semiHidden="1" w:unhideWhenUsed="1"/>
+    <w:lsdException w:name="Table List 4" w:semiHidden="1" w:unhideWhenUsed="1"/>
+    <w:lsdException w:name="Table List 5" w:semiHidden="1" w:unhideWhenUsed="1"/>
+    <w:lsdException w:name="Table List 6" w:semiHidden="1" w:unhideWhenUsed="1"/>
+    <w:lsdException w:name="Table List 7" w:semiHidden="1" w:unhideWhenUsed="1"/>
+    <w:lsdException w:name="Table List 8" w:semiHidden="1" w:unhideWhenUsed="1"/>
+    <w:lsdException w:name="Table 3D effects 1" w:semiHidden="1" w:unhideWhenUsed="1"/>
+    <w:lsdException w:name="Table 3D effects 2" w:semiHidden="1" w:unhideWhenUsed="1"/>
+    <w:lsdException w:name="Table 3D effects 3" w:semiHidden="1" w:unhideWhenUsed="1"/>
+    <w:lsdException w:name="Table Contemporary" w:semiHidden="1" w:unhideWhenUsed="1"/>
+    <w:lsdException w:name="Table Elegant" w:semiHidden="1" w:unhideWhenUsed="1"/>
+    <w:lsdException w:name="Table Professional" w:semiHidden="1" w:unhideWhenUsed="1"/>
+    <w:lsdException w:name="Table Subtle 1" w:semiHidden="1" w:unhideWhenUsed="1"/>
+    <w:lsdException w:name="Table Subtle 2" w:semiHidden="1" w:unhideWhenUsed="1"/>
+    <w:lsdException w:name="Table Web 1" w:semiHidden="1" w:unhideWhenUsed="1"/>
+    <w:lsdException w:name="Table Web 2" w:semiHidden="1" w:unhideWhenUsed="1"/>
+    <w:lsdException w:name="Table Web 3" w:semiHidden="1" w:unhideWhenUsed="1"/>
+    <w:lsdException w:name="Balloon Text" w:semiHidden="1" w:unhideWhenUsed="1"/>
+    <w:lsdException w:name="Table Grid" w:uiPriority="39"/>
+    <w:lsdException w:name="Table Theme" w:semiHidden="1" w:unhideWhenUsed="1"/>
+    <w:lsdException w:name="Placeholder Text" w:semiHidden="1"/>
+    <w:lsdException w:name="No Spacing" w:uiPriority="1" w:qFormat="1"/>
+    <w:lsdException w:name="Light Shading" w:uiPriority="60"/>
+    <w:lsdException w:name="Light List" w:uiPriority="61"/>
+    <w:lsdException w:name="Light Grid" w:uiPriority="62"/>
+    <w:lsdException w:name="Medium Shading 1" w:uiPriority="63"/>
+    <w:lsdException w:name="Medium Shading 2" w:uiPriority="64"/>
+    <w:lsdException w:name="Medium List 1" w:uiPriority="65"/>
+    <w:lsdException w:name="Medium List 2" w:uiPriority="66"/>
+    <w:lsdException w:name="Medium Grid 1" w:uiPriority="67"/>
+    <w:lsdException w:name="Medium Grid 2" w:uiPriority="68"/>
+    <w:lsdException w:name="Medium Grid 3" w:uiPriority="69"/>
+    <w:lsdException w:name="Dark List" w:uiPriority="70"/>
+    <w:lsdException w:name="Colorful Shading" w:uiPriority="71"/>
+    <w:lsdException w:name="Colorful List" w:uiPriority="72"/>
+    <w:lsdException w:name="Colorful Grid" w:uiPriority="73"/>
+    <w:lsdException w:name="Light Shading Accent 1" w:uiPriority="60"/>
+    <w:lsdException w:name="Light List Accent 1" w:uiPriority="61"/>
+    <w:lsdException w:name="Light Grid Accent 1" w:uiPriority="62"/>
+    <w:lsdException w:name="Medium Shading 1 Accent 1" w:uiPriority="63"/>
+    <w:lsdException w:name="Medium Shading 2 Accent 1" w:uiPriority="64"/>
+    <w:lsdException w:name="Medium List 1 Accent 1" w:uiPriority="65"/>
+    <w:lsdException w:name="Revision" w:semiHidden="1"/>
+    <w:lsdException w:name="List Paragraph" w:uiPriority="34" w:qFormat="1"/>
+    <w:lsdException w:name="Quote" w:uiPriority="29" w:qFormat="1"/>
+    <w:lsdException w:name="Intense Quote" w:uiPriority="30" w:qFormat="1"/>
+    <w:lsdException w:name="Medium List 2 Accent 1" w:uiPriority="66"/>
+    <w:lsdException w:name="Medium Grid 1 Accent 1" w:uiPriority="67"/>
+    <w:lsdException w:name="Medium Grid 2 Accent 1" w:uiPriority="68"/>
+    <w:lsdException w:name="Medium Grid 3 Accent 1" w:uiPriority="69"/>
+    <w:lsdException w:name="Dark List Accent 1" w:uiPriority="70"/>
+    <w:lsdException w:name="Colorful Shading Accent 1" w:uiPriority="71"/>
+    <w:lsdException w:name="Colorful List Accent 1" w:uiPriority="72"/>
+    <w:lsdException w:name="Colorful Grid Accent 1" w:uiPriority="73"/>
+    <w:lsdException w:name="Light Shading Accent 2" w:uiPriority="60"/>
+    <w:lsdException w:name="Light List Accent 2" w:uiPriority="61"/>
+    <w:lsdException w:name="Light Grid Accent 2" w:uiPriority="62"/>
+    <w:lsdException w:name="Medium Shading 1 Accent 2" w:uiPriority="63"/>
+    <w:lsdException w:name="Medium Shading 2 Accent 2" w:uiPriority="64"/>
+    <w:lsdException w:name="Medium List 1 Accent 2" w:uiPriority="65"/>
+    <w:lsdException w:name="Medium List 2 Accent 2" w:uiPriority="66"/>
+    <w:lsdException w:name="Medium Grid 1 Accent 2" w:uiPriority="67"/>
+    <w:lsdException w:name="Medium Grid 2 Accent 2" w:uiPriority="68"/>
+    <w:lsdException w:name="Medium Grid 3 Accent 2" w:uiPriority="69"/>
+    <w:lsdException w:name="Dark List Accent 2" w:uiPriority="70"/>
+    <w:lsdException w:name="Colorful Shading Accent 2" w:uiPriority="71"/>
+    <w:lsdException w:name="Colorful List Accent 2" w:uiPriority="72"/>
+    <w:lsdException w:name="Colorful Grid Accent 2" w:uiPriority="73"/>
+    <w:lsdException w:name="Light Shading Accent 3" w:uiPriority="60"/>
+    <w:lsdException w:name="Light List Accent 3" w:uiPriority="61"/>
+    <w:lsdException w:name="Light Grid Accent 3" w:uiPriority="62"/>
+    <w:lsdException w:name="Medium Shading 1 Accent 3" w:uiPriority="63"/>
+    <w:lsdException w:name="Medium Shading 2 Accent 3" w:uiPriority="64"/>
+    <w:lsdException w:name="Medium List 1 Accent 3" w:uiPriority="65"/>
+    <w:lsdException w:name="Medium List 2 Accent 3" w:uiPriority="66"/>
+    <w:lsdException w:name="Medium Grid 1 Accent 3" w:uiPriority="67"/>
+    <w:lsdException w:name="Medium Grid 2 Accent 3" w:uiPriority="68"/>
+    <w:lsdException w:name="Medium Grid 3 Accent 3" w:uiPriority="69"/>
+    <w:lsdException w:name="Dark List Accent 3" w:uiPriority="70"/>
+    <w:lsdException w:name="Colorful Shading Accent 3" w:uiPriority="71"/>
+    <w:lsdException w:name="Colorful List Accent 3" w:uiPriority="72"/>
+    <w:lsdException w:name="Colorful Grid Accent 3" w:uiPriority="73"/>
+    <w:lsdException w:name="Light Shading Accent 4" w:uiPriority="60"/>
+    <w:lsdException w:name="Light List Accent 4" w:uiPriority="61"/>
+    <w:lsdException w:name="Light Grid Accent 4" w:uiPriority="62"/>
+    <w:lsdException w:name="Medium Shading 1 Accent 4" w:uiPriority="63"/>
+    <w:lsdException w:name="Medium Shading 2 Accent 4" w:uiPriority="64"/>
+    <w:lsdException w:name="Medium List 1 Accent 4" w:uiPriority="65"/>
+    <w:lsdException w:name="Medium List 2 Accent 4" w:uiPriority="66"/>
+    <w:lsdException w:name="Medium Grid 1 Accent 4" w:uiPriority="67"/>
+    <w:lsdException w:name="Medium Grid 2 Accent 4" w:uiPriority="68"/>
+    <w:lsdException w:name="Medium Grid 3 Accent 4" w:uiPriority="69"/>
+    <w:lsdException w:name="Dark List Accent 4" w:uiPriority="70"/>
+    <w:lsdException w:name="Colorful Shading Accent 4" w:uiPriority="71"/>
+    <w:lsdException w:name="Colorful List Accent 4" w:uiPriority="72"/>
+    <w:lsdException w:name="Colorful Grid Accent 4" w:uiPriority="73"/>
+    <w:lsdException w:name="Light Shading Accent 5" w:uiPriority="60"/>
+    <w:lsdException w:name="Light List Accent 5" w:uiPriority="61"/>
+    <w:lsdException w:name="Light Grid Accent 5" w:uiPriority="62"/>
+    <w:lsdException w:name="Medium Shading 1 Accent 5" w:uiPriority="63"/>
+    <w:lsdException w:name="Medium Shading 2 Accent 5" w:uiPriority="64"/>
+    <w:lsdException w:name="Medium List 1 Accent 5" w:uiPriority="65"/>
+    <w:lsdException w:name="Medium List 2 Accent 5" w:uiPriority="66"/>
+    <w:lsdException w:name="Medium Grid 1 Accent 5" w:uiPriority="67"/>
+    <w:lsdException w:name="Medium Grid 2 Accent 5" w:uiPriority="68"/>
+    <w:lsdException w:name="Medium Grid 3 Accent 5" w:uiPriority="69"/>
+    <w:lsdException w:name="Dark List Accent 5" w:uiPriority="70"/>
+    <w:lsdException w:name="Colorful Shading Accent 5" w:uiPriority="71"/>
+    <w:lsdException w:name="Colorful List Accent 5" w:uiPriority="72"/>
+    <w:lsdException w:name="Colorful Grid Accent 5" w:uiPriority="73"/>
+    <w:lsdException w:name="Light Shading Accent 6" w:uiPriority="60"/>
+    <w:lsdException w:name="Light List Accent 6" w:uiPriority="61"/>
+    <w:lsdException w:name="Light Grid Accent 6" w:uiPriority="62"/>
+    <w:lsdException w:name="Medium Shading 1 Accent 6" w:uiPriority="63"/>
+    <w:lsdException w:name="Medium Shading 2 Accent 6" w:uiPriority="64"/>
+    <w:lsdException w:name="Medium List 1 Accent 6" w:uiPriority="65"/>
+    <w:lsdException w:name="Medium List 2 Accent 6" w:uiPriority="66"/>
+    <w:lsdException w:name="Medium Grid 1 Accent 6" w:uiPriority="67"/>
+    <w:lsdException w:name="Medium Grid 2 Accent 6" w:uiPriority="68"/>
+    <w:lsdException w:name="Medium Grid 3 Accent 6" w:uiPriority="69"/>
+    <w:lsdException w:name="Dark List Accent 6" w:uiPriority="70"/>
+    <w:lsdException w:name="Colorful Shading Accent 6" w:uiPriority="71"/>
+    <w:lsdException w:name="Colorful List Accent 6" w:uiPriority="72"/>
+    <w:lsdException w:name="Colorful Grid Accent 6" w:uiPriority="73"/>
+    <w:lsdException w:name="Subtle Emphasis" w:uiPriority="19" w:qFormat="1"/>
+    <w:lsdException w:name="Intense Emphasis" w:uiPriority="21" w:qFormat="1"/>
+    <w:lsdException w:name="Subtle Reference" w:uiPriority="31" w:qFormat="1"/>
+    <w:lsdException w:name="Intense Reference" w:uiPriority="32" w:qFormat="1"/>
+    <w:lsdException w:name="Book Title" w:uiPriority="33" w:qFormat="1"/>
+    <w:lsdException w:name="Bibliography" w:uiPriority="37" w:semiHidden="1" w:unhideWhenUsed="1"/>
+    <w:lsdException w:name="TOC Heading" w:uiPriority="39" w:semiHidden="1" w:unhideWhenUsed="1" w:qFormat="1"/>
+    <w:lsdException w:name="Plain Table 1" w:uiPriority="41"/>
+    <w:lsdException w:name="Plain Table 2" w:uiPriority="42"/>
+    <w:lsdException w:name="Plain Table 3" w:uiPriority="43"/>
+    <w:lsdException w:name="Plain Table 4" w:uiPriority="44"/>
+    <w:lsdException w:name="Plain Table 5" w:uiPriority="45"/>
+    <w:lsdException w:name="Grid Table Light" w:uiPriority="40"/>
+    <w:lsdException w:name="Grid Table 1 Light" w:uiPriority="46"/>
+    <w:lsdException w:name="Grid Table 2" w:uiPriority="47"/>
+    <w:lsdException w:name="Grid Table 3" w:uiPriority="48"/>
+    <w:lsdException w:name="Grid Table 4" w:uiPriority="49"/>
+    <w:lsdException w:name="Grid Table 5 Dark" w:uiPriority="50"/>
+    <w:lsdException w:name="Grid Table 6 Colorful" w:uiPriority="51"/>
+    <w:lsdException w:name="Grid Table 7 Colorful" w:uiPriority="52"/>
+    <w:lsdException w:name="Grid Table 1 Light Accent 1" w:uiPriority="46"/>
+    <w:lsdException w:name="Grid Table 2 Accent 1" w:uiPriority="47"/>
+    <w:lsdException w:name="Grid Table 3 Accent 1" w:uiPriority="48"/>
+    <w:lsdException w:name="Grid Table 4 Accent 1" w:uiPriority="49"/>
+    <w:lsdException w:name="Grid Table 5 Dark Accent 1" w:uiPriority="50"/>
+    <w:lsdException w:name="Grid Table 6 Colorful Accent 1" w:uiPriority="51"/>
+    <w:lsdException w:name="Grid Table 7 Colorful Accent 1" w:uiPriority="52"/>
+    <w:lsdException w:name="Grid Table 1 Light Accent 2" w:uiPriority="46"/>
+    <w:lsdException w:name="Grid Table 2 Accent 2" w:uiPriority="47"/>
+    <w:lsdException w:name="Grid Table 3 Accent 2" w:uiPriority="48"/>
+    <w:lsdException w:name="Grid Table 4 Accent 2" w:uiPriority="49"/>
+    <w:lsdException w:name="Grid Table 5 Dark Accent 2" w:uiPriority="50"/>
+    <w:lsdException w:name="Grid Table 6 Colorful Accent 2" w:uiPriority="51"/>
+    <w:lsdException w:name="Grid Table 7 Colorful Accent 2" w:uiPriority="52"/>
+    <w:lsdException w:name="Grid Table 1 Light Accent 3" w:uiPriority="46"/>
+    <w:lsdException w:name="Grid Table 2 Accent 3" w:uiPriority="47"/>
+    <w:lsdException w:name="Grid Table 3 Accent 3" w:uiPriority="48"/>
+    <w:lsdException w:name="Grid Table 4 Accent 3" w:uiPriority="49"/>
+    <w:lsdException w:name="Grid Table 5 Dark Accent 3" w:uiPriority="50"/>
+    <w:lsdException w:name="Grid Table 6 Colorful Accent 3" w:uiPriority="51"/>
+    <w:lsdException w:name="Grid Table 7 Colorful Accent 3" w:uiPriority="52"/>
+    <w:lsdException w:name="Grid Table 1 Light Accent 4" w:uiPriority="46"/>
+    <w:lsdException w:name="Grid Table 2 Accent 4" w:uiPriority="47"/>
+    <w:lsdException w:name="Grid Table 3 Accent 4" w:uiPriority="48"/>
+    <w:lsdException w:name="Grid Table 4 Accent 4" w:uiPriority="49"/>
+    <w:lsdException w:name="Grid Table 5 Dark Accent 4" w:uiPriority="50"/>
+    <w:lsdException w:name="Grid Table 6 Colorful Accent 4" w:uiPriority="51"/>
+    <w:lsdException w:name="Grid Table 7 Colorful Accent 4" w:uiPriority="52"/>
+    <w:lsdException w:name="Grid Table 1 Light Accent 5" w:uiPriority="46"/>
+    <w:lsdException w:name="Grid Table 2 Accent 5" w:uiPriority="47"/>
+    <w:lsdException w:name="Grid Table 3 Accent 5" w:uiPriority="48"/>
+    <w:lsdException w:name="Grid Table 4 Accent 5" w:uiPriority="49"/>
+    <w:lsdException w:name="Grid Table 5 Dark Accent 5" w:uiPriority="50"/>
+    <w:lsdException w:name="Grid Table 6 Colorful Accent 5" w:uiPriority="51"/>
+    <w:lsdException w:name="Grid Table 7 Colorful Accent 5" w:uiPriority="52"/>
+    <w:lsdException w:name="Grid Table 1 Light Accent 6" w:uiPriority="46"/>
+    <w:lsdException w:name="Grid Table 2 Accent 6" w:uiPriority="47"/>
+    <w:lsdException w:name="Grid Table 3 Accent 6" w:uiPriority="48"/>
+    <w:lsdException w:name="Grid Table 4 Accent 6" w:uiPriority="49"/>
+    <w:lsdException w:name="Grid Table 5 Dark Accent 6" w:uiPriority="50"/>
+    <w:lsdException w:name="Grid Table 6 Colorful Accent 6" w:uiPriority="51"/>
+    <w:lsdException w:name="Grid Table 7 Colorful Accent 6" w:uiPriority="52"/>
+    <w:lsdException w:name="List Table 1 Light" w:uiPriority="46"/>
+    <w:lsdException w:name="List Table 2" w:uiPriority="47"/>
+    <w:lsdException w:name="List Table 3" w:uiPriority="48"/>
+    <w:lsdException w:name="List Table 4" w:uiPriority="49"/>
+    <w:lsdException w:name="List Table 5 Dark" w:uiPriority="50"/>
+    <w:lsdException w:name="List Table 6 Colorful" w:uiPriority="51"/>
+    <w:lsdException w:name="List Table 7 Colorful" w:uiPriority="52"/>
+    <w:lsdException w:name="List Table 1 Light Accent 1" w:uiPriority="46"/>
+    <w:lsdException w:name="List Table 2 Accent 1" w:uiPriority="47"/>
+    <w:lsdException w:name="List Table 3 Accent 1" w:uiPriority="48"/>
+    <w:lsdException w:name="List Table 4 Accent 1" w:uiPriority="49"/>
+    <w:lsdException w:name="List Table 5 Dark Accent 1" w:uiPriority="50"/>
+    <w:lsdException w:name="List Table 6 Colorful Accent 1" w:uiPriority="51"/>
+    <w:lsdException w:name="List Table 7 Colorful Accent 1" w:uiPriority="52"/>
+    <w:lsdException w:name="List Table 1 Light Accent 2" w:uiPriority="46"/>
+    <w:lsdException w:name="List Table 2 Accent 2" w:uiPriority="47"/>
+    <w:lsdException w:name="List Table 3 Accent 2" w:uiPriority="48"/>
+    <w:lsdException w:name="List Table 4 Accent 2" w:uiPriority="49"/>
+    <w:lsdException w:name="List Table 5 Dark Accent 2" w:uiPriority="50"/>
+    <w:lsdException w:name="List Table 6 Colorful Accent 2" w:uiPriority="51"/>
+    <w:lsdException w:name="List Table 7 Colorful Accent 2" w:uiPriority="52"/>
+    <w:lsdException w:name="List Table 1 Light Accent 3" w:uiPriority="46"/>
+    <w:lsdException w:name="List Table 2 Accent 3" w:uiPriority="47"/>
+    <w:lsdException w:name="List Table 3 Accent 3" w:uiPriority="48"/>
+    <w:lsdException w:name="List Table 4 Accent 3" w:uiPriority="49"/>
+    <w:lsdException w:name="List Table 5 Dark Accent 3" w:uiPriority="50"/>
+    <w:lsdException w:name="List Table 6 Colorful Accent 3" w:uiPriority="51"/>
+    <w:lsdException w:name="List Table 7 Colorful Accent 3" w:uiPriority="52"/>
+    <w:lsdException w:name="List Table 1 Light Accent 4" w:uiPriority="46"/>
+    <w:lsdException w:name="List Table 2 Accent 4" w:uiPriority="47"/>
+    <w:lsdException w:name="List Table 3 Accent 4" w:uiPriority="48"/>
+    <w:lsdException w:name="List Table 4 Accent 4" w:uiPriority="49"/>
+    <w:lsdException w:name="List Table 5 Dark Accent 4" w:uiPriority="50"/>
+    <w:lsdException w:name="List Table 6 Colorful Accent 4" w:uiPriority="51"/>
+    <w:lsdException w:name="List Table 7 Colorful Accent 4" w:uiPriority="52"/>
+    <w:lsdException w:name="List Table 1 Light Accent 5" w:uiPriority="46"/>
+    <w:lsdException w:name="List Table 2 Accent 5" w:uiPriority="47"/>
+    <w:lsdException w:name="List Table 3 Accent 5" w:uiPriority="48"/>
+    <w:lsdException w:name="List Table 4 Accent 5" w:uiPriority="49"/>
+    <w:lsdException w:name="List Table 5 Dark Accent 5" w:uiPriority="50"/>
+    <w:lsdException w:name="List Table 6 Colorful Accent 5" w:uiPriority="51"/>
+    <w:lsdException w:name="List Table 7 Colorful Accent 5" w:uiPriority="52"/>
+    <w:lsdException w:name="List Table 1 Light Accent 6" w:uiPriority="46"/>
+    <w:lsdException w:name="List Table 2 Accent 6" w:uiPriority="47"/>
+    <w:lsdException w:name="List Table 3 Accent 6" w:uiPriority="48"/>
+    <w:lsdException w:name="List Table 4 Accent 6" w:uiPriority="49"/>
+    <w:lsdException w:name="List Table 5 Dark Accent 6" w:uiPriority="50"/>
+    <w:lsdException w:name="List Table 6 Colorful Accent 6" w:uiPriority="51"/>
+    <w:lsdException w:name="List Table 7 Colorful Accent 6" w:uiPriority="52"/>
+    <w:lsdException w:name="Mention" w:semiHidden="1" w:unhideWhenUsed="1"/>
+    <w:lsdException w:name="Smart Hyperlink" w:semiHidden="1" w:unhideWhenUsed="1"/>
+    <w:lsdException w:name="Hashtag" w:semiHidden="1" w:unhideWhenUsed="1"/>
+    <w:lsdException w:name="Unresolved Mention" w:semiHidden="1" w:unhideWhenUsed="1"/>
+    <w:lsdException w:name="Smart Link" w:semiHidden="1" w:unhideWhenUsed="1"/>
+  </w:latentStyles>
+  <w:style w:type="paragraph" w:styleId="Normal" w:default="1">
     <w:name w:val="Normal"/>
     <w:qFormat/>
     <w:pPr>
       <w:widowControl/>
+      <w:suppressAutoHyphens w:val="true"/>
       <w:bidi w:val="0"/>
       <w:spacing w:lineRule="auto" w:line="278" w:before="0" w:after="160"/>
       <w:jc w:val="start"/>
@@ -669,14 +1110,15 @@
     <w:name w:val="heading 1"/>
     <w:basedOn w:val="normal1"/>
     <w:next w:val="normal1"/>
+    <w:uiPriority w:val="9"/>
     <w:qFormat/>
     <w:pPr>
       <w:keepNext w:val="true"/>
       <w:keepLines/>
       <w:spacing w:lineRule="auto" w:line="240" w:before="360" w:after="80"/>
+      <w:outlineLvl w:val="0"/>
     </w:pPr>
     <w:rPr>
-      <w:rFonts w:ascii="Calibri" w:hAnsi="Calibri" w:eastAsia="Calibri" w:cs="Calibri"/>
       <w:color w:val="2F5496"/>
       <w:sz w:val="40"/>
       <w:szCs w:val="40"/>
@@ -686,14 +1128,17 @@
     <w:name w:val="heading 2"/>
     <w:basedOn w:val="normal1"/>
     <w:next w:val="normal1"/>
+    <w:uiPriority w:val="9"/>
+    <w:semiHidden/>
+    <w:unhideWhenUsed/>
     <w:qFormat/>
     <w:pPr>
       <w:keepNext w:val="true"/>
       <w:keepLines/>
       <w:spacing w:lineRule="auto" w:line="240" w:before="160" w:after="80"/>
+      <w:outlineLvl w:val="1"/>
     </w:pPr>
     <w:rPr>
-      <w:rFonts w:ascii="Calibri" w:hAnsi="Calibri" w:eastAsia="Calibri" w:cs="Calibri"/>
       <w:color w:val="2F5496"/>
       <w:sz w:val="32"/>
       <w:szCs w:val="32"/>
@@ -703,11 +1148,15 @@
     <w:name w:val="heading 3"/>
     <w:basedOn w:val="normal1"/>
     <w:next w:val="normal1"/>
+    <w:uiPriority w:val="9"/>
+    <w:semiHidden/>
+    <w:unhideWhenUsed/>
     <w:qFormat/>
     <w:pPr>
       <w:keepNext w:val="true"/>
       <w:keepLines/>
       <w:spacing w:lineRule="auto" w:line="240" w:before="160" w:after="80"/>
+      <w:outlineLvl w:val="2"/>
     </w:pPr>
     <w:rPr>
       <w:color w:val="2F5496"/>
@@ -719,11 +1168,15 @@
     <w:name w:val="heading 4"/>
     <w:basedOn w:val="normal1"/>
     <w:next w:val="normal1"/>
+    <w:uiPriority w:val="9"/>
+    <w:semiHidden/>
+    <w:unhideWhenUsed/>
     <w:qFormat/>
     <w:pPr>
       <w:keepNext w:val="true"/>
       <w:keepLines/>
       <w:spacing w:lineRule="auto" w:line="240" w:before="80" w:after="40"/>
+      <w:outlineLvl w:val="3"/>
     </w:pPr>
     <w:rPr>
       <w:i/>
@@ -735,11 +1188,15 @@
     <w:name w:val="heading 5"/>
     <w:basedOn w:val="normal1"/>
     <w:next w:val="normal1"/>
+    <w:uiPriority w:val="9"/>
+    <w:semiHidden/>
+    <w:unhideWhenUsed/>
     <w:qFormat/>
     <w:pPr>
       <w:keepNext w:val="true"/>
       <w:keepLines/>
       <w:spacing w:lineRule="auto" w:line="240" w:before="80" w:after="40"/>
+      <w:outlineLvl w:val="4"/>
     </w:pPr>
     <w:rPr>
       <w:color w:val="2F5496"/>
@@ -749,11 +1206,15 @@
     <w:name w:val="heading 6"/>
     <w:basedOn w:val="normal1"/>
     <w:next w:val="normal1"/>
+    <w:uiPriority w:val="9"/>
+    <w:semiHidden/>
+    <w:unhideWhenUsed/>
     <w:qFormat/>
     <w:pPr>
       <w:keepNext w:val="true"/>
       <w:keepLines/>
       <w:spacing w:lineRule="auto" w:line="240" w:before="40" w:after="0"/>
+      <w:outlineLvl w:val="5"/>
     </w:pPr>
     <w:rPr>
       <w:i/>
@@ -761,7 +1222,15 @@
       <w:color w:val="595959"/>
     </w:rPr>
   </w:style>
-  <w:style w:type="paragraph" w:styleId="Heading">
+  <w:style w:type="character" w:styleId="DefaultParagraphFont" w:default="1">
+    <w:name w:val="Default Paragraph Font"/>
+    <w:uiPriority w:val="1"/>
+    <w:semiHidden/>
+    <w:unhideWhenUsed/>
+    <w:qFormat/>
+    <w:rPr/>
+  </w:style>
+  <w:style w:type="paragraph" w:styleId="Heading" w:customStyle="1">
     <w:name w:val="Heading"/>
     <w:basedOn w:val="Normal"/>
     <w:next w:val="BodyText"/>
@@ -804,11 +1273,9 @@
       <w:rFonts w:cs="Arial Unicode MS"/>
       <w:i/>
       <w:iCs/>
-      <w:sz w:val="24"/>
-      <w:szCs w:val="24"/>
     </w:rPr>
   </w:style>
-  <w:style w:type="paragraph" w:styleId="Index">
+  <w:style w:type="paragraph" w:styleId="Index" w:customStyle="1">
     <w:name w:val="Index"/>
     <w:basedOn w:val="Normal"/>
     <w:qFormat/>
@@ -819,11 +1286,12 @@
       <w:rFonts w:cs="Arial Unicode MS"/>
     </w:rPr>
   </w:style>
-  <w:style w:type="paragraph" w:styleId="normal1" w:default="1">
+  <w:style w:type="paragraph" w:styleId="normal1" w:customStyle="1">
     <w:name w:val="normal1"/>
     <w:qFormat/>
     <w:pPr>
       <w:widowControl/>
+      <w:suppressAutoHyphens w:val="true"/>
       <w:bidi w:val="0"/>
       <w:spacing w:lineRule="auto" w:line="278" w:before="0" w:after="160"/>
       <w:jc w:val="start"/>
@@ -841,12 +1309,12 @@
     <w:name w:val="Title"/>
     <w:basedOn w:val="normal1"/>
     <w:next w:val="normal1"/>
+    <w:uiPriority w:val="10"/>
     <w:qFormat/>
     <w:pPr>
       <w:spacing w:lineRule="auto" w:line="240" w:before="0" w:after="80"/>
     </w:pPr>
     <w:rPr>
-      <w:rFonts w:ascii="Calibri" w:hAnsi="Calibri" w:eastAsia="Calibri" w:cs="Calibri"/>
       <w:sz w:val="56"/>
       <w:szCs w:val="56"/>
     </w:rPr>
@@ -855,6 +1323,7 @@
     <w:name w:val="Subtitle"/>
     <w:basedOn w:val="normal1"/>
     <w:next w:val="normal1"/>
+    <w:uiPriority w:val="11"/>
     <w:qFormat/>
     <w:pPr/>
     <w:rPr>
@@ -863,14 +1332,42 @@
       <w:szCs w:val="28"/>
     </w:rPr>
   </w:style>
-  <w:style w:type="paragraph" w:styleId="FrameContents">
+  <w:style w:type="paragraph" w:styleId="FrameContents" w:customStyle="1">
     <w:name w:val="Frame Contents"/>
     <w:basedOn w:val="Normal"/>
     <w:qFormat/>
     <w:pPr/>
     <w:rPr/>
   </w:style>
+  <w:style w:type="paragraph" w:styleId="FrameContentsuser">
+    <w:name w:val="Frame Contents (user)"/>
+    <w:basedOn w:val="Normal"/>
+    <w:qFormat/>
+    <w:pPr/>
+    <w:rPr/>
+  </w:style>
+  <w:style w:type="numbering" w:styleId="NoList" w:default="1">
+    <w:name w:val="No List"/>
+    <w:uiPriority w:val="99"/>
+    <w:semiHidden/>
+    <w:unhideWhenUsed/>
+    <w:qFormat/>
+  </w:style>
   <w:style w:type="table" w:default="1" w:styleId="TableNormal">
+    <w:name w:val="Normal Table"/>
+    <w:uiPriority w:val="99"/>
+    <w:semiHidden/>
+    <w:unhideWhenUsed/>
+    <w:tblPr>
+      <w:tblCellMar>
+        <w:top w:w="0" w:type="dxa"/>
+        <w:left w:w="108" w:type="dxa"/>
+        <w:bottom w:w="0" w:type="dxa"/>
+        <w:right w:w="108" w:type="dxa"/>
+      </w:tblCellMar>
+    </w:tblPr>
+  </w:style>
+  <w:style w:type="table" w:customStyle="1" w:styleId="TableNormal0">
     <w:name w:val="TableNormal"/>
     <w:tblPr>
       <w:tblCellMar>
@@ -1065,8 +1562,8 @@
 <file path=customXml/itemProps1.xml><?xml version="1.0" encoding="utf-8"?>
 <ds:datastoreItem xmlns:ds="http://schemas.openxmlformats.org/officeDocument/2006/customXml" ds:itemID="{11111111-1234-1234-1234-123412341234}">
   <ds:schemaRefs>
+    <ds:schemaRef ds:uri="http://customooxmlschemas.google.com/"/>
     <ds:schemaRef ds:uri="http://schemas.openxmlformats.org/officeDocument/2006/relationships"/>
-    <ds:schemaRef ds:uri="http://customooxmlschemas.google.com/"/>
   </ds:schemaRefs>
 </ds:datastoreItem>
 </file>